--- a/GERAL/Mapeamento dos campos criados a partir das tabelas auxiliares.docx
+++ b/GERAL/Mapeamento dos campos criados a partir das tabelas auxiliares.docx
@@ -116,14 +116,119 @@
         <w:t>EstadoCiv</w:t>
       </w:r>
     </w:p>
+    <w:p/>
     <w:p>
-      <w:bookmarkStart w:id="0" w:name="_GoBack"/>
-      <w:bookmarkEnd w:id="0"/>
+      <w:pPr>
+        <w:rPr>
+          <w:b/>
+          <w:color w:val="BBBEBF"/>
+          <w:lang w:eastAsia="pt-BR"/>
+        </w:rPr>
+      </w:pPr>
+      <w:r>
+        <w:rPr>
+          <w:b/>
+        </w:rPr>
+        <w:t>Campo</w:t>
+      </w:r>
+      <w:r>
+        <w:rPr>
+          <w:b/>
+        </w:rPr>
+        <w:t xml:space="preserve"> </w:t>
+      </w:r>
+      <w:r>
+        <w:rPr>
+          <w:b/>
+          <w:lang w:eastAsia="pt-BR"/>
+        </w:rPr>
+        <w:t>Pais</w:t>
+      </w:r>
     </w:p>
     <w:p>
       <w:pPr>
         <w:rPr>
           <w:b/>
+        </w:rPr>
+      </w:pPr>
+      <w:r>
+        <w:t xml:space="preserve">Na tabela </w:t>
+      </w:r>
+      <w:proofErr w:type="spellStart"/>
+      <w:r>
+        <w:rPr>
+          <w:b/>
+        </w:rPr>
+        <w:t>aux</w:t>
+      </w:r>
+      <w:r>
+        <w:rPr>
+          <w:b/>
+        </w:rPr>
+        <w:t>_pais</w:t>
+      </w:r>
+      <w:proofErr w:type="spellEnd"/>
+      <w:proofErr w:type="gramStart"/>
+      <w:r>
+        <w:t xml:space="preserve">  </w:t>
+      </w:r>
+      <w:proofErr w:type="gramEnd"/>
+      <w:r>
+        <w:t xml:space="preserve">pegamos o campo </w:t>
+      </w:r>
+      <w:r>
+        <w:rPr>
+          <w:b/>
+        </w:rPr>
+        <w:t>CODPAIS</w:t>
+      </w:r>
+      <w:r>
+        <w:t xml:space="preserve">  e na </w:t>
+      </w:r>
+      <w:r>
+        <w:rPr>
+          <w:b/>
+        </w:rPr>
+        <w:t>tbl_pessoal</w:t>
+      </w:r>
+      <w:r>
+        <w:t xml:space="preserve"> pegamos o campo </w:t>
+      </w:r>
+      <w:proofErr w:type="spellStart"/>
+      <w:r>
+        <w:rPr>
+          <w:b/>
+        </w:rPr>
+        <w:t>CodPais</w:t>
+      </w:r>
+      <w:proofErr w:type="spellEnd"/>
+      <w:r>
+        <w:rPr>
+          <w:b/>
+        </w:rPr>
+        <w:t xml:space="preserve"> </w:t>
+      </w:r>
+      <w:r>
+        <w:t xml:space="preserve"> que são os campos chaves e o resultado é gerado em um campo criado com o nome </w:t>
+      </w:r>
+      <w:r>
+        <w:rPr>
+          <w:b/>
+        </w:rPr>
+        <w:t>Pais</w:t>
+      </w:r>
+    </w:p>
+    <w:p>
+      <w:pPr>
+        <w:rPr>
+          <w:b/>
+        </w:rPr>
+      </w:pPr>
+    </w:p>
+    <w:p>
+      <w:pPr>
+        <w:rPr>
+          <w:b/>
           <w:color w:val="BBBEBF"/>
           <w:lang w:eastAsia="pt-BR"/>
         </w:rPr>
@@ -145,7 +250,7 @@
           <w:b/>
           <w:lang w:eastAsia="pt-BR"/>
         </w:rPr>
-        <w:t>Pais</w:t>
+        <w:t>Escolaridade</w:t>
       </w:r>
     </w:p>
     <w:p>
@@ -163,52 +268,61 @@
         <w:rPr>
           <w:b/>
         </w:rPr>
-        <w:t>_pais</w:t>
+        <w:t>_escolaridade</w:t>
       </w:r>
       <w:proofErr w:type="spellEnd"/>
       <w:proofErr w:type="gramStart"/>
       <w:r>
+        <w:t xml:space="preserve">  </w:t>
+      </w:r>
+      <w:proofErr w:type="gramEnd"/>
+      <w:r>
+        <w:t xml:space="preserve">pegamos o campo </w:t>
+      </w:r>
+      <w:proofErr w:type="spellStart"/>
+      <w:r>
+        <w:rPr>
+          <w:b/>
+        </w:rPr>
+        <w:t>CodEsco</w:t>
+      </w:r>
+      <w:bookmarkStart w:id="0" w:name="_GoBack"/>
+      <w:bookmarkEnd w:id="0"/>
+      <w:proofErr w:type="spellEnd"/>
+      <w:r>
+        <w:rPr>
+          <w:b/>
+        </w:rPr>
         <w:t xml:space="preserve"> </w:t>
       </w:r>
       <w:r>
+        <w:t xml:space="preserve">e na </w:t>
+      </w:r>
+      <w:proofErr w:type="spellStart"/>
+      <w:r>
+        <w:rPr>
+          <w:b/>
+        </w:rPr>
+        <w:t>tbl_pessoal</w:t>
+      </w:r>
+      <w:proofErr w:type="spellEnd"/>
+      <w:r>
+        <w:t xml:space="preserve"> pegamos o campo </w:t>
+      </w:r>
+      <w:proofErr w:type="spellStart"/>
+      <w:r>
+        <w:rPr>
+          <w:b/>
+        </w:rPr>
+        <w:t>CodEscol</w:t>
+      </w:r>
+      <w:proofErr w:type="spellEnd"/>
+      <w:r>
+        <w:rPr>
+          <w:b/>
+        </w:rPr>
         <w:t xml:space="preserve"> </w:t>
       </w:r>
-      <w:proofErr w:type="gramEnd"/>
-      <w:r>
-        <w:t xml:space="preserve">pegamos o campo </w:t>
-      </w:r>
-      <w:r>
-        <w:rPr>
-          <w:b/>
-        </w:rPr>
-        <w:t>CODPAIS</w:t>
-      </w:r>
-      <w:r>
-        <w:t xml:space="preserve">  e na </w:t>
-      </w:r>
-      <w:r>
-        <w:rPr>
-          <w:b/>
-        </w:rPr>
-        <w:t>tbl_pessoal</w:t>
-      </w:r>
-      <w:r>
-        <w:t xml:space="preserve"> pegamos o campo </w:t>
-      </w:r>
-      <w:proofErr w:type="spellStart"/>
-      <w:r>
-        <w:rPr>
-          <w:b/>
-        </w:rPr>
-        <w:t>CodPais</w:t>
-      </w:r>
-      <w:proofErr w:type="spellEnd"/>
-      <w:r>
-        <w:rPr>
-          <w:b/>
-        </w:rPr>
-        <w:t xml:space="preserve"> </w:t>
-      </w:r>
       <w:r>
         <w:t xml:space="preserve"> que são os campos chaves e o resultado é gerado em um campo criado com o nome </w:t>
       </w:r>
@@ -216,9 +330,10 @@
         <w:rPr>
           <w:b/>
         </w:rPr>
-        <w:t>Pais</w:t>
+        <w:t>Escolaridade</w:t>
       </w:r>
     </w:p>
+    <w:p/>
     <w:p/>
     <w:sectPr>
       <w:pgSz w:w="11906" w:h="16838"/>
